--- a/d21448/دليل-وكيل-شؤون-الطلاب.docx
+++ b/d21448/دليل-وكيل-شؤون-الطلاب.docx
@@ -308,7 +308,7 @@
             <w:rStyle w:val="InternetLink"/>
             <w:rtl w:val="true"/>
           </w:rPr>
-          <w:t xml:space="preserve">دورك ومسؤولياتك في المنصةما يخصّك وحدك </w:t>
+          <w:t xml:space="preserve">دورك ومسؤولياتك في تابعنيما يخصّك وحدك </w:t>
         </w:r>
         <w:r>
           <w:rPr>
@@ -993,7 +993,7 @@
         <w:rPr>
           <w:rtl w:val="true"/>
         </w:rPr>
-        <w:t>دورك ومسؤولياتك في المنصة</w:t>
+        <w:t>دورك ومسؤولياتك في تابعني</w:t>
       </w:r>
     </w:p>
     <w:p>
@@ -1060,7 +1060,7 @@
         <w:rPr>
           <w:rtl w:val="true"/>
         </w:rPr>
-        <w:t xml:space="preserve">في منصة تابعني، دورك هو </w:t>
+        <w:t xml:space="preserve">في تابعني، دورك هو </w:t>
       </w:r>
       <w:r>
         <w:rPr>
@@ -4343,7 +4343,7 @@
     <w:tbl>
       <w:tblPr>
         <w:bidiVisual w:val="true"/>
-        <w:tblW w:w="9932" w:type="dxa"/>
+        <w:tblW w:w="9827" w:type="dxa"/>
         <w:jc w:val="left"/>
         <w:tblInd w:w="0" w:type="dxa"/>
         <w:tblLayout w:type="fixed"/>
@@ -4356,7 +4356,7 @@
       </w:tblPr>
       <w:tblGrid>
         <w:gridCol w:w="2476"/>
-        <w:gridCol w:w="7456"/>
+        <w:gridCol w:w="7351"/>
       </w:tblGrid>
       <w:tr>
         <w:trPr>
@@ -4387,7 +4387,7 @@
         </w:tc>
         <w:tc>
           <w:tcPr>
-            <w:tcW w:w="7456" w:type="dxa"/>
+            <w:tcW w:w="7351" w:type="dxa"/>
             <w:tcBorders/>
             <w:vAlign w:val="center"/>
           </w:tcPr>
@@ -4435,7 +4435,7 @@
         </w:tc>
         <w:tc>
           <w:tcPr>
-            <w:tcW w:w="7456" w:type="dxa"/>
+            <w:tcW w:w="7351" w:type="dxa"/>
             <w:tcBorders/>
             <w:vAlign w:val="center"/>
           </w:tcPr>
@@ -4488,7 +4488,7 @@
         </w:tc>
         <w:tc>
           <w:tcPr>
-            <w:tcW w:w="7456" w:type="dxa"/>
+            <w:tcW w:w="7351" w:type="dxa"/>
             <w:tcBorders/>
             <w:vAlign w:val="center"/>
           </w:tcPr>
@@ -4553,7 +4553,7 @@
         </w:tc>
         <w:tc>
           <w:tcPr>
-            <w:tcW w:w="7456" w:type="dxa"/>
+            <w:tcW w:w="7351" w:type="dxa"/>
             <w:tcBorders/>
             <w:vAlign w:val="center"/>
           </w:tcPr>
@@ -4569,7 +4569,7 @@
               <w:rPr>
                 <w:rtl w:val="true"/>
               </w:rPr>
-              <w:t>نسبة استخدام المنصة لكل معلم</w:t>
+              <w:t>نسبة استخدام تابعني لكل معلم</w:t>
             </w:r>
             <w:r>
               <w:rPr>
@@ -4654,7 +4654,7 @@
         </w:tc>
         <w:tc>
           <w:tcPr>
-            <w:tcW w:w="7456" w:type="dxa"/>
+            <w:tcW w:w="7351" w:type="dxa"/>
             <w:tcBorders/>
             <w:vAlign w:val="center"/>
           </w:tcPr>
@@ -5725,7 +5725,7 @@
         <w:rPr>
           <w:rtl w:val="true"/>
         </w:rPr>
-        <w:t>من المنصة، أو من الجوال، أو برد عبر تلقرام</w:t>
+        <w:t>من تابعني، أو من الجوال، أو برد عبر تلقرام</w:t>
       </w:r>
       <w:r>
         <w:rPr>
@@ -8742,7 +8742,7 @@
     <w:tbl>
       <w:tblPr>
         <w:bidiVisual w:val="true"/>
-        <w:tblW w:w="9332" w:type="dxa"/>
+        <w:tblW w:w="8627" w:type="dxa"/>
         <w:jc w:val="left"/>
         <w:tblInd w:w="0" w:type="dxa"/>
         <w:tblLayout w:type="fixed"/>
@@ -8754,7 +8754,7 @@
         </w:tblCellMar>
       </w:tblPr>
       <w:tblGrid>
-        <w:gridCol w:w="3556"/>
+        <w:gridCol w:w="2851"/>
         <w:gridCol w:w="5776"/>
       </w:tblGrid>
       <w:tr>
@@ -8763,7 +8763,7 @@
         </w:trPr>
         <w:tc>
           <w:tcPr>
-            <w:tcW w:w="3556" w:type="dxa"/>
+            <w:tcW w:w="2851" w:type="dxa"/>
             <w:tcBorders/>
             <w:vAlign w:val="center"/>
           </w:tcPr>
@@ -8812,7 +8812,7 @@
         <w:trPr/>
         <w:tc>
           <w:tcPr>
-            <w:tcW w:w="3556" w:type="dxa"/>
+            <w:tcW w:w="2851" w:type="dxa"/>
             <w:tcBorders/>
             <w:vAlign w:val="center"/>
           </w:tcPr>
@@ -8829,7 +8829,7 @@
                 <w:rStyle w:val="StrongEmphasis"/>
                 <w:rtl w:val="true"/>
               </w:rPr>
-              <w:t>دليل منصة تابعني — للمدارس</w:t>
+              <w:t>دليل تابعني — للمدارس</w:t>
             </w:r>
           </w:p>
         </w:tc>
@@ -8851,7 +8851,7 @@
               <w:rPr>
                 <w:rtl w:val="true"/>
               </w:rPr>
-              <w:t>الشرح الكامل لكل خدمة وكل دور في المنصة</w:t>
+              <w:t>الشرح الكامل لكل خدمة وكل دور في تابعني</w:t>
             </w:r>
             <w:r>
               <w:rPr>
@@ -8866,7 +8866,7 @@
         <w:trPr/>
         <w:tc>
           <w:tcPr>
-            <w:tcW w:w="3556" w:type="dxa"/>
+            <w:tcW w:w="2851" w:type="dxa"/>
             <w:tcBorders/>
             <w:vAlign w:val="center"/>
           </w:tcPr>
@@ -8920,7 +8920,7 @@
         <w:trPr/>
         <w:tc>
           <w:tcPr>
-            <w:tcW w:w="3556" w:type="dxa"/>
+            <w:tcW w:w="2851" w:type="dxa"/>
             <w:tcBorders/>
             <w:vAlign w:val="center"/>
           </w:tcPr>
@@ -8936,7 +8936,7 @@
               <w:rPr>
                 <w:rtl w:val="true"/>
               </w:rPr>
-              <w:t>دليل الاستخدام داخل المنصة</w:t>
+              <w:t>دليل الاستخدام داخل تابعني</w:t>
             </w:r>
           </w:p>
         </w:tc>
@@ -9012,7 +9012,7 @@
         <w:rPr>
           <w:rtl w:val="true"/>
         </w:rPr>
-        <w:t xml:space="preserve">أو عبر تلقرام من داخل المنصة </w:t>
+        <w:t xml:space="preserve">أو عبر تلقرام من داخل تابعني </w:t>
       </w:r>
       <w:r>
         <w:rPr>
@@ -9115,7 +9115,7 @@
           <w:color w:val="EBCB74"/>
           <w:rtl w:val="true"/>
         </w:rPr>
-        <w:t>تابعني — منصة الخدمات التعليمية</w:t>
+        <w:t>تابعني — تابعني للخدمات الذكية</w:t>
       </w:r>
     </w:p>
     <w:p>
